--- a/en/wisdom-stories/price-of-a-miracle.docx
+++ b/en/wisdom-stories/price-of-a-miracle.docx
@@ -4,386 +4,220 @@
   <w:body>
     <w:p>
       <w:pPr>
-        <w:spacing w:before="0" w:after="60"/>
-        <w:jc w:val="left"/>
+        <w:pStyle w:val="Title"/>
       </w:pPr>
       <w:r>
-        <w:rPr>
-          <w:rFonts w:ascii="Arial" w:hAnsi="Arial" w:eastAsia="Arial"/>
-          <w:i w:val="0"/>
-          <w:color w:val="000000"/>
-          <w:sz w:val="52"/>
-        </w:rPr>
         <w:t>The Price of a Miracle</w:t>
       </w:r>
     </w:p>
     <w:p>
       <w:pPr>
-        <w:jc w:val="left"/>
+        <w:spacing w:after="60"/>
       </w:pPr>
       <w:r>
-        <w:rPr>
-          <w:rFonts w:ascii="Arial" w:hAnsi="Arial" w:eastAsia="Arial"/>
-          <w:i w:val="0"/>
-          <w:color w:val="000000"/>
-          <w:sz w:val="22"/>
-        </w:rPr>
         <w:t>(A True Story)</w:t>
       </w:r>
     </w:p>
     <w:p>
       <w:pPr>
-        <w:jc w:val="left"/>
+        <w:spacing w:after="60"/>
       </w:pPr>
       <w:r>
-        <w:rPr>
-          <w:rFonts w:ascii="Arial" w:hAnsi="Arial" w:eastAsia="Arial"/>
-          <w:i w:val="0"/>
-          <w:color w:val="000000"/>
-          <w:sz w:val="22"/>
-        </w:rPr>
         <w:t>Lisa was eight years old when she heard her parents talking about her younger brother, Oliver. All the little girl knew was that her brother was very sick and that her parents had no money for his treatment.</w:t>
       </w:r>
     </w:p>
     <w:p>
       <w:pPr>
-        <w:jc w:val="left"/>
+        <w:spacing w:after="60"/>
       </w:pPr>
       <w:r>
-        <w:rPr>
-          <w:rFonts w:ascii="Arial" w:hAnsi="Arial" w:eastAsia="Arial"/>
-          <w:i w:val="0"/>
-          <w:color w:val="000000"/>
-          <w:sz w:val="22"/>
-        </w:rPr>
         <w:t>Only a very expensive operation could save Oliver. There was no one to lend them money. Lisa heard her father whisper helplessly to her tearful mother, “Only a miracle can save him now.”</w:t>
       </w:r>
     </w:p>
     <w:p>
       <w:pPr>
-        <w:jc w:val="left"/>
+        <w:spacing w:after="60"/>
       </w:pPr>
       <w:r>
-        <w:rPr>
-          <w:rFonts w:ascii="Arial" w:hAnsi="Arial" w:eastAsia="Arial"/>
-          <w:i w:val="0"/>
-          <w:color w:val="000000"/>
-          <w:sz w:val="22"/>
-        </w:rPr>
         <w:t>The girl went into her room and took out a glass jar that she had kept in a secret place in the closet. She poured out all the money in the jar on the floor and counted it carefully—she did this several times. When she was finished counting, she carefully put the coins in the jar, closed the lid, and went out the back door to the pharmacy.</w:t>
       </w:r>
     </w:p>
     <w:p>
       <w:pPr>
-        <w:jc w:val="left"/>
+        <w:spacing w:after="60"/>
       </w:pPr>
       <w:r>
-        <w:rPr>
-          <w:rFonts w:ascii="Arial" w:hAnsi="Arial" w:eastAsia="Arial"/>
-          <w:i w:val="0"/>
-          <w:color w:val="000000"/>
-          <w:sz w:val="22"/>
-        </w:rPr>
-        <w:t>As soon as she reached the pharmacy, she went inside and patiently waited for the pharmacist to pay attention to her. The pharmacist was busy, his mind was busy talking. Although Lisa tried to get his attention with various movements and sounds, the man remained silent. Finally, the little girl took some of her money out of the container and slammed it on the glass counter. The pharmacist was startled:</w:t>
+        <w:t>At the pharmacy, she waited for the pharmacist to notice her. He was deep in conversation and ignored her attempts to attract his attention. Finally, she placed a few coins firmly on the glass counter. He turned, startled.</w:t>
       </w:r>
     </w:p>
     <w:p>
       <w:pPr>
-        <w:jc w:val="left"/>
+        <w:spacing w:after="60"/>
       </w:pPr>
       <w:r>
-        <w:rPr>
-          <w:rFonts w:ascii="Arial" w:hAnsi="Arial" w:eastAsia="Arial"/>
-          <w:i w:val="0"/>
-          <w:color w:val="000000"/>
-          <w:sz w:val="22"/>
-        </w:rPr>
-        <w:t>— My daughter, what do you want? — he asked nervously and, without waiting for her answer, added: — I am talking to my brother right now, whom I have not seen for a long time.</w:t>
+        <w:t>“What do you need, little girl? I’m talking to my brother. I haven’t seen him in a long time.”</w:t>
       </w:r>
     </w:p>
     <w:p>
       <w:pPr>
-        <w:jc w:val="left"/>
+        <w:spacing w:after="60"/>
       </w:pPr>
       <w:r>
-        <w:rPr>
-          <w:rFonts w:ascii="Arial" w:hAnsi="Arial" w:eastAsia="Arial"/>
-          <w:i w:val="0"/>
-          <w:color w:val="000000"/>
-          <w:sz w:val="22"/>
-        </w:rPr>
-        <w:t>— I also want to talk to you about my brother, — Lisa answered with the same nervousness. — He is sick... I need a miracle to cure him.</w:t>
+        <w:t>“I need to talk about my brother too,” Lisa said urgently. “He’s ill, and I need a miracle to make him better.”</w:t>
       </w:r>
     </w:p>
     <w:p>
       <w:pPr>
-        <w:jc w:val="left"/>
+        <w:spacing w:after="60"/>
       </w:pPr>
       <w:r>
-        <w:rPr>
-          <w:rFonts w:ascii="Arial" w:hAnsi="Arial" w:eastAsia="Arial"/>
-          <w:i w:val="0"/>
-          <w:color w:val="000000"/>
-          <w:sz w:val="22"/>
-        </w:rPr>
-        <w:t>— What? You want a miracle? — the pharmacist became even more irritated.</w:t>
+        <w:t>“A miracle?”</w:t>
       </w:r>
     </w:p>
     <w:p>
       <w:pPr>
-        <w:jc w:val="left"/>
+        <w:spacing w:after="60"/>
       </w:pPr>
       <w:r>
-        <w:rPr>
-          <w:rFonts w:ascii="Arial" w:hAnsi="Arial" w:eastAsia="Arial"/>
-          <w:i w:val="0"/>
-          <w:color w:val="000000"/>
-          <w:sz w:val="22"/>
-        </w:rPr>
-        <w:t>— His name is Oliver, and something bad is growing in his brain. My parents say that now only a miracle can save him. Tell me, how much does a miracle cost?</w:t>
+        <w:t>“His name is Oliver. There’s something bad growing in his brain. My parents say only a miracle can save him now. How much does one cost?”</w:t>
       </w:r>
     </w:p>
     <w:p>
       <w:pPr>
-        <w:jc w:val="left"/>
+        <w:spacing w:after="60"/>
       </w:pPr>
       <w:r>
-        <w:rPr>
-          <w:rFonts w:ascii="Arial" w:hAnsi="Arial" w:eastAsia="Arial"/>
-          <w:i w:val="0"/>
-          <w:color w:val="000000"/>
-          <w:sz w:val="22"/>
-        </w:rPr>
-        <w:t>— We do not sell miracles here, my daughter. I am sorry, but I cannot help you, — the pharmacist said in a slightly soft voice.</w:t>
+        <w:t>“I’m sorry, but we don’t sell miracles here,” the pharmacist said more gently.</w:t>
       </w:r>
     </w:p>
     <w:p>
       <w:pPr>
-        <w:jc w:val="left"/>
+        <w:spacing w:after="60"/>
       </w:pPr>
       <w:r>
-        <w:rPr>
-          <w:rFonts w:ascii="Arial" w:hAnsi="Arial" w:eastAsia="Arial"/>
-          <w:i w:val="0"/>
-          <w:color w:val="000000"/>
-          <w:sz w:val="22"/>
-        </w:rPr>
-        <w:t>— Look, I have money. If it is not enough, I will find the rest and bring it. Just tell me the price of a miracle.</w:t>
+        <w:t>“I have money. If it isn’t enough, I’ll find more. Please just tell me the price.”</w:t>
       </w:r>
     </w:p>
     <w:p>
       <w:pPr>
-        <w:jc w:val="left"/>
+        <w:spacing w:after="60"/>
       </w:pPr>
       <w:r>
-        <w:rPr>
-          <w:rFonts w:ascii="Arial" w:hAnsi="Arial" w:eastAsia="Arial"/>
-          <w:i w:val="0"/>
-          <w:color w:val="000000"/>
-          <w:sz w:val="22"/>
-        </w:rPr>
         <w:t>A smartly dressed man who had been watching the conversation from the sidelines until now—the pharmacist’s brother—leaned down and asked Lisa:</w:t>
       </w:r>
     </w:p>
     <w:p>
       <w:pPr>
-        <w:jc w:val="left"/>
+        <w:spacing w:after="60"/>
       </w:pPr>
       <w:r>
-        <w:rPr>
-          <w:rFonts w:ascii="Arial" w:hAnsi="Arial" w:eastAsia="Arial"/>
-          <w:i w:val="0"/>
-          <w:color w:val="000000"/>
-          <w:sz w:val="22"/>
-        </w:rPr>
-        <w:t>— What kind of miracle does your brother need?</w:t>
+        <w:t>“What sort of miracle does your brother need?”</w:t>
       </w:r>
     </w:p>
     <w:p>
       <w:pPr>
-        <w:jc w:val="left"/>
+        <w:spacing w:after="60"/>
       </w:pPr>
       <w:r>
-        <w:rPr>
-          <w:rFonts w:ascii="Arial" w:hAnsi="Arial" w:eastAsia="Arial"/>
-          <w:i w:val="0"/>
-          <w:color w:val="000000"/>
-          <w:sz w:val="22"/>
-        </w:rPr>
-        <w:t>— I don’t know,— Lisa answered.— All I know is that he is really sick, and my parents say he needs an operation. Since my parents don’t have the money for an operation, I decided to spend my own money.</w:t>
+        <w:t>“I don’t know. He’s very sick and needs an operation. My parents can’t pay, so I brought my own money.”</w:t>
       </w:r>
     </w:p>
     <w:p>
       <w:pPr>
-        <w:jc w:val="left"/>
+        <w:spacing w:after="60"/>
       </w:pPr>
       <w:r>
-        <w:rPr>
-          <w:rFonts w:ascii="Arial" w:hAnsi="Arial" w:eastAsia="Arial"/>
-          <w:i w:val="0"/>
-          <w:color w:val="000000"/>
-          <w:sz w:val="22"/>
-        </w:rPr>
-        <w:t>— How much money do you have?— the man asked.</w:t>
+        <w:t>“How much do you have?”</w:t>
       </w:r>
     </w:p>
     <w:p>
       <w:pPr>
-        <w:jc w:val="left"/>
+        <w:spacing w:after="60"/>
       </w:pPr>
       <w:r>
-        <w:rPr>
-          <w:rFonts w:ascii="Arial" w:hAnsi="Arial" w:eastAsia="Arial"/>
-          <w:i w:val="0"/>
-          <w:color w:val="000000"/>
-          <w:sz w:val="22"/>
-        </w:rPr>
-        <w:t>— One dollar and eleven cents,— Lisa answered slowly.— That’s all I have, but I can add a little more if necessary.</w:t>
+        <w:t>“One dollar and eleven cents. That’s all, but I can try to get more.”</w:t>
       </w:r>
     </w:p>
     <w:p>
       <w:pPr>
-        <w:jc w:val="left"/>
+        <w:spacing w:after="60"/>
       </w:pPr>
       <w:r>
-        <w:rPr>
-          <w:rFonts w:ascii="Arial" w:hAnsi="Arial" w:eastAsia="Arial"/>
-          <w:i w:val="0"/>
-          <w:color w:val="000000"/>
-          <w:sz w:val="22"/>
-        </w:rPr>
-        <w:t>— One dollar and eleven cents... What a wonderful coincidence,— the man smiled.— That’s exactly the price of the miracle your little brother needs.</w:t>
+        <w:t>“One dollar and eleven cents,” he said with a smile. “What a coincidence. That’s exactly the price of the miracle your brother needs.”</w:t>
       </w:r>
     </w:p>
     <w:p>
       <w:pPr>
-        <w:jc w:val="left"/>
+        <w:spacing w:after="60"/>
       </w:pPr>
       <w:r>
-        <w:rPr>
-          <w:rFonts w:ascii="Arial" w:hAnsi="Arial" w:eastAsia="Arial"/>
-          <w:i w:val="0"/>
-          <w:color w:val="000000"/>
-          <w:sz w:val="22"/>
-        </w:rPr>
         <w:t>The man took the money from the girl, took her hand, and said:</w:t>
       </w:r>
     </w:p>
     <w:p>
       <w:pPr>
-        <w:jc w:val="left"/>
+        <w:spacing w:after="60"/>
       </w:pPr>
       <w:r>
-        <w:rPr>
-          <w:rFonts w:ascii="Arial" w:hAnsi="Arial" w:eastAsia="Arial"/>
-          <w:i w:val="0"/>
-          <w:color w:val="000000"/>
-          <w:sz w:val="22"/>
-        </w:rPr>
-        <w:t>— Take me home. I want to see your brother, talk to your parents. Let’s see if I have the miracle your brother needs.</w:t>
+        <w:t>“Take me home with you. I’d like to meet your brother and your parents. Let’s see what I can do.”</w:t>
       </w:r>
     </w:p>
     <w:p>
       <w:pPr>
-        <w:jc w:val="left"/>
+        <w:spacing w:after="60"/>
       </w:pPr>
       <w:r>
-        <w:rPr>
-          <w:rFonts w:ascii="Arial" w:hAnsi="Arial" w:eastAsia="Arial"/>
-          <w:i w:val="0"/>
-          <w:color w:val="000000"/>
-          <w:sz w:val="22"/>
-        </w:rPr>
         <w:t>This handsome man was Dr. Carlton Armstrong, a renowned neurosurgeon.</w:t>
       </w:r>
     </w:p>
     <w:p>
       <w:pPr>
-        <w:jc w:val="left"/>
+        <w:spacing w:after="60"/>
       </w:pPr>
       <w:r>
-        <w:rPr>
-          <w:rFonts w:ascii="Arial" w:hAnsi="Arial" w:eastAsia="Arial"/>
-          <w:i w:val="0"/>
-          <w:color w:val="000000"/>
-          <w:sz w:val="22"/>
-        </w:rPr>
-        <w:t>The operation was free of charge, and soon Oliver was back home. Mom and Dad were overjoyed. Mom whispered to Dad, “This is a real miracle. How much did the operation cost?”</w:t>
+        <w:t>He performed the operation without charge, and Oliver soon came home. His parents were overjoyed. “It’s a miracle,” his mother whispered. “I wonder what that operation would have cost.”</w:t>
       </w:r>
     </w:p>
     <w:p>
       <w:pPr>
-        <w:jc w:val="left"/>
+        <w:keepNext/>
+        <w:spacing w:after="60"/>
       </w:pPr>
       <w:r>
-        <w:rPr>
-          <w:rFonts w:ascii="Arial" w:hAnsi="Arial" w:eastAsia="Arial"/>
-          <w:i w:val="0"/>
-          <w:color w:val="000000"/>
-          <w:sz w:val="22"/>
-        </w:rPr>
-        <w:t>Lisa’s lips parted, and she smiled with satisfaction. Because she knew exactly how much this miracle had cost: one dollar and eleven cents—plus the little girl’s belief in the existence of a miracle that could heal her brother.</w:t>
+        <w:t>Lisa smiled. She knew the price: one dollar and eleven cents, and a little girl’s faith that her brother could be helped.</w:t>
       </w:r>
     </w:p>
     <w:p>
       <w:pPr>
-        <w:pStyle w:val="Moral"/>
         <w:keepNext/>
         <w:keepLines/>
-        <w:widowControl/>
-        <w:spacing w:before="240" w:after="180" w:line="283" w:lineRule="auto"/>
-        <w:ind w:left="240" w:right="240"/>
-        <w:jc w:val="left"/>
-        <w:pBdr>
-          <w:top w:val="single" w:sz="8" w:space="7" w:color="E8D59A"/>
-          <w:left w:val="single" w:sz="32" w:space="11" w:color="C6A23A"/>
-          <w:bottom w:val="single" w:sz="8" w:space="7" w:color="E8D59A"/>
-          <w:right w:val="single" w:sz="8" w:space="11" w:color="E8D59A"/>
-        </w:pBdr>
-        <w:shd w:val="clear" w:color="auto" w:fill="FFF8E1"/>
+        <w:spacing w:before="160" w:after="60"/>
       </w:pPr>
       <w:r>
         <w:rPr>
-          <w:rFonts w:ascii="Arial" w:hAnsi="Arial" w:eastAsia="Arial" w:cs="Arial"/>
           <w:b/>
-          <w:i w:val="0"/>
-          <w:color w:val="9A7417"/>
-          <w:sz w:val="22"/>
         </w:rPr>
-        <w:t xml:space="preserve">Moral: </w:t>
+        <w:t>Moral:</w:t>
       </w:r>
       <w:r>
-        <w:rPr>
-          <w:rFonts w:ascii="Arial" w:hAnsi="Arial" w:eastAsia="Arial" w:cs="Arial"/>
-          <w:b w:val="0"/>
-          <w:i w:val="0"/>
-          <w:color w:val="3F3826"/>
-          <w:sz w:val="22"/>
-        </w:rPr>
-        <w:t>Faith is a powerful force. Sometimes, when a child’s pure faith meets the kindness of a human being, a miracle is born.</w:t>
+        <w:t xml:space="preserve"> Faith is a powerful force. Sometimes, when a child’s pure faith meets the kindness of a human being, a miracle is born.</w:t>
       </w:r>
     </w:p>
     <w:p>
       <w:pPr>
-        <w:keepLines/>
-        <w:widowControl/>
-        <w:spacing w:before="60" w:after="0" w:line="240" w:lineRule="auto"/>
-        <w:jc w:val="right"/>
+        <w:spacing w:after="60"/>
       </w:pPr>
       <w:r>
         <w:rPr>
-          <w:rFonts w:ascii="Arial" w:hAnsi="Arial" w:eastAsia="Arial" w:cs="Arial"/>
-          <w:b w:val="0"/>
           <w:i/>
-          <w:color w:val="8A7950"/>
-          <w:sz w:val="17"/>
+          <w:sz w:val="18"/>
         </w:rPr>
-        <w:t>The story was obtained from open Internet sources.</w:t>
+        <w:t>Source: Publicly available internet sources.</w:t>
       </w:r>
     </w:p>
     <w:sectPr>
       <w:pgSz w:w="12240" w:h="15840"/>
-      <w:pgMar w:top="1440" w:right="1440" w:bottom="1440" w:left="1440" w:header="708" w:footer="708" w:gutter="0"/>
+      <w:pgMar w:top="1080" w:right="1224" w:bottom="1080" w:left="1224" w:header="720" w:footer="720" w:gutter="0"/>
       <w:cols w:space="720"/>
       <w:docGrid w:linePitch="360"/>
     </w:sectPr>
@@ -755,12 +589,14 @@
     <w:qFormat/>
     <w:rsid w:val="00FC693F"/>
     <w:pPr>
-      <w:spacing w:before="0" w:after="160" w:line="276" w:lineRule="auto"/>
+      <w:widowControl/>
+      <w:spacing w:after="120" w:line="259" w:lineRule="auto"/>
     </w:pPr>
     <w:rPr>
-      <w:rFonts w:ascii="Arial" w:hAnsi="Arial" w:eastAsia="Arial"/>
+      <w:rFonts w:ascii="Arial" w:hAnsi="Arial"/>
       <w:color w:val="000000"/>
       <w:sz w:val="22"/>
+      <w:lang w:val="en-US"/>
     </w:rPr>
   </w:style>
   <w:style w:type="paragraph" w:styleId="Header">
@@ -1104,18 +940,17 @@
     <w:qFormat/>
     <w:rsid w:val="00FC693F"/>
     <w:pPr>
-      <w:pBdr>
-        <w:bottom w:val="single" w:sz="8" w:space="4" w:color="4F81BD" w:themeColor="accent1"/>
-      </w:pBdr>
-      <w:spacing w:after="300" w:line="240" w:lineRule="auto"/>
+      <w:keepNext/>
+      <w:spacing w:after="280" w:line="240" w:lineRule="auto"/>
       <w:contextualSpacing/>
     </w:pPr>
     <w:rPr>
-      <w:rFonts w:asciiTheme="majorHAnsi" w:eastAsiaTheme="majorEastAsia" w:hAnsiTheme="majorHAnsi" w:cstheme="majorBidi"/>
-      <w:color w:val="17365D" w:themeColor="text2" w:themeShade="BF"/>
+      <w:rFonts w:asciiTheme="majorHAnsi" w:eastAsiaTheme="majorEastAsia" w:hAnsiTheme="majorHAnsi" w:cstheme="majorBidi" w:ascii="Arial" w:hAnsi="Arial"/>
+      <w:b/>
+      <w:color w:val="000000"/>
       <w:spacing w:val="5"/>
       <w:kern w:val="28"/>
-      <w:sz w:val="52"/>
+      <w:sz w:val="34"/>
       <w:szCs w:val="52"/>
     </w:rPr>
   </w:style>
@@ -1591,9 +1426,6 @@
     <w:qFormat/>
     <w:rsid w:val="00FC693F"/>
     <w:pPr>
-      <w:pBdr>
-        <w:bottom w:val="single" w:sz="4" w:space="4" w:color="4F81BD" w:themeColor="accent1"/>
-      </w:pBdr>
       <w:spacing w:before="200" w:after="280"/>
       <w:ind w:left="936" w:right="936"/>
     </w:pPr>
@@ -12444,18 +12276,6 @@
         <w:shd w:val="clear" w:color="auto" w:fill="FBCAA2" w:themeFill="accent6" w:themeFillTint="7F"/>
       </w:tcPr>
     </w:tblStylePr>
-  </w:style>
-  <w:style w:type="paragraph" w:customStyle="1" w:styleId="Moral">
-    <w:name w:val="Moral"/>
-    <w:basedOn w:val="Normal"/>
-    <w:pPr>
-      <w:spacing w:before="160" w:after="0" w:line="276" w:lineRule="auto"/>
-    </w:pPr>
-    <w:rPr>
-      <w:rFonts w:ascii="Arial" w:hAnsi="Arial" w:eastAsia="Arial"/>
-      <w:i/>
-      <w:sz w:val="22"/>
-    </w:rPr>
   </w:style>
 </w:styles>
 </file>

--- a/en/wisdom-stories/price-of-a-miracle.docx
+++ b/en/wisdom-stories/price-of-a-miracle.docx
@@ -47,7 +47,7 @@
         <w:spacing w:after="60"/>
       </w:pPr>
       <w:r>
-        <w:t>At the pharmacy, she waited for the pharmacist to notice her. He was deep in conversation and ignored her attempts to attract his attention. Finally, she placed a few coins firmly on the glass counter. He turned, startled.</w:t>
+        <w:t>At the pharmacy, she waited for the pharmacist to notice her. He was deep in conversation. Although Lisa tried to catch his attention with various movements and sounds, he stayed silent. Finally, she slammed part of her money on the glass counter. He turned, startled.</w:t>
       </w:r>
     </w:p>
     <w:p>
@@ -55,7 +55,7 @@
         <w:spacing w:after="60"/>
       </w:pPr>
       <w:r>
-        <w:t>“What do you need, little girl? I’m talking to my brother. I haven’t seen him in a long time.”</w:t>
+        <w:t>“What do you want, my girl?” he asked irritably, and without waiting for an answer he added, “I am talking with my brother, whom I have not seen for a long time.”</w:t>
       </w:r>
     </w:p>
     <w:p>
@@ -63,7 +63,7 @@
         <w:spacing w:after="60"/>
       </w:pPr>
       <w:r>
-        <w:t>“I need to talk about my brother too,” Lisa said urgently. “He’s ill, and I need a miracle to make him better.”</w:t>
+        <w:t>“I need to talk about my brother too,” Lisa answered with the same irritation. “He’s ill, and I need a miracle to make him better.”</w:t>
       </w:r>
     </w:p>
     <w:p>
@@ -71,7 +71,7 @@
         <w:spacing w:after="60"/>
       </w:pPr>
       <w:r>
-        <w:t>“A miracle?”</w:t>
+        <w:t>“What? You want a miracle?” the pharmacist asked, even more irritated.</w:t>
       </w:r>
     </w:p>
     <w:p>
@@ -87,7 +87,7 @@
         <w:spacing w:after="60"/>
       </w:pPr>
       <w:r>
-        <w:t>“I’m sorry, but we don’t sell miracles here,” the pharmacist said more gently.</w:t>
+        <w:t>“I’m sorry, but we don’t sell miracles here, my girl. I won’t be able to help you,” the pharmacist said more gently.</w:t>
       </w:r>
     </w:p>
     <w:p>
@@ -119,7 +119,7 @@
         <w:spacing w:after="60"/>
       </w:pPr>
       <w:r>
-        <w:t>“I don’t know. He’s very sick and needs an operation. My parents can’t pay, so I brought my own money.”</w:t>
+        <w:t>“I don’t know. I only know that he is truly sick, and my parents say he needs an operation. My parents can’t pay, so I brought my own money.”</w:t>
       </w:r>
     </w:p>
     <w:p>
@@ -135,7 +135,7 @@
         <w:spacing w:after="60"/>
       </w:pPr>
       <w:r>
-        <w:t>“One dollar and eleven cents. That’s all, but I can try to get more.”</w:t>
+        <w:t>“One dollar and eleven cents. That’s all, but if it is needed, I can add a little more.”</w:t>
       </w:r>
     </w:p>
     <w:p>
@@ -159,7 +159,7 @@
         <w:spacing w:after="60"/>
       </w:pPr>
       <w:r>
-        <w:t>“Take me home with you. I’d like to meet your brother and your parents. Let’s see what I can do.”</w:t>
+        <w:t>“Take me home with you. I’d like to meet your brother and your parents. Let’s see whether I have the miracle your brother needs.”</w:t>
       </w:r>
     </w:p>
     <w:p>
@@ -167,7 +167,7 @@
         <w:spacing w:after="60"/>
       </w:pPr>
       <w:r>
-        <w:t>This handsome man was Dr. Carlton Armstrong, a renowned neurosurgeon.</w:t>
+        <w:t>This well-dressed man was Dr. Carlton Armstrong, a renowned neurosurgeon.</w:t>
       </w:r>
     </w:p>
     <w:p>
@@ -175,7 +175,7 @@
         <w:spacing w:after="60"/>
       </w:pPr>
       <w:r>
-        <w:t>He performed the operation without charge, and Oliver soon came home. His parents were overjoyed. “It’s a miracle,” his mother whispered. “I wonder what that operation would have cost.”</w:t>
+        <w:t>The operation was completed without charge, and Oliver soon came home. His parents were overjoyed. “This was a true miracle,” his mother whispered to his father. “I wonder what that operation would have cost.”</w:t>
       </w:r>
     </w:p>
     <w:p>
@@ -184,7 +184,7 @@
         <w:spacing w:after="60"/>
       </w:pPr>
       <w:r>
-        <w:t>Lisa smiled. She knew the price: one dollar and eleven cents, and a little girl’s faith that her brother could be helped.</w:t>
+        <w:t>Lisa smiled. She knew the price: one dollar and eleven cents, and an unshakable faith in the miracle that would save her brother.</w:t>
       </w:r>
     </w:p>
     <w:p>
@@ -197,11 +197,9 @@
         <w:rPr>
           <w:b/>
         </w:rPr>
-        <w:t>Moral:</w:t>
+        <w:t>Moral: Faith is a powerful force. Sometimes, when a child’s pure faith meets the kindness of a human being, a miracle is born.</w:t>
       </w:r>
-      <w:r>
-        <w:t xml:space="preserve"> Faith is a powerful force. Sometimes, when a child’s pure faith meets the kindness of a human being, a miracle is born.</w:t>
-      </w:r>
+      <w:r/>
     </w:p>
     <w:p>
       <w:pPr>
@@ -212,7 +210,7 @@
           <w:i/>
           <w:sz w:val="18"/>
         </w:rPr>
-        <w:t>Source: Publicly available internet sources.</w:t>
+        <w:t>Stories are taken from open Internet sources; illustrations were created with AI.</w:t>
       </w:r>
     </w:p>
     <w:sectPr>

--- a/en/wisdom-stories/price-of-a-miracle.docx
+++ b/en/wisdom-stories/price-of-a-miracle.docx
@@ -209,7 +209,7 @@
         <w:rPr>
           <w:lang/>
         </w:rPr>
-        <w:t>“I don’t know,” Lisa replied. “I just know he’s very ill. Mum and Dad say he needs an operation, but they haven’t got the money. That’s why I brought mine.”</w:t>
+        <w:t xml:space="preserve">“I don’t know,” Lisa replied. “I just know he’s very ill. Mom and Dad say he needs an operation, but they haven’t got the money. That’s why I brought mine.”</w:t>
       </w:r>
     </w:p>
     <w:p>
@@ -300,7 +300,7 @@
         <w:rPr>
           <w:lang/>
         </w:rPr>
-        <w:t>The man was Dr Carlton Armstrong, a neurosurgeon.</w:t>
+        <w:t xml:space="preserve">The man was Dr. Carlton Armstrong, a neurosurgeon.</w:t>
       </w:r>
     </w:p>
     <w:p>
